--- a/Instrukciya-po-botu.docx
+++ b/Instrukciya-po-botu.docx
@@ -26,7 +26,7 @@
           <w:color w:val="595959"/>
           <w:sz w:val="24"/>
         </w:rPr>
-        <w:t>Инструкция пользователя  ·  написана для версии 1.1.1</w:t>
+        <w:t>Инструкция пользователя  ·  написана для версии 1.1.2</w:t>
       </w:r>
     </w:p>
     <w:p>
@@ -227,6 +227,19 @@
           <w:sz w:val="22"/>
         </w:rPr>
         <w:t>Мастер настройки спросит адрес портала и направления, по которым искать заявки. Его можно пропустить и настроить всё вручную.</w:t>
+      </w:r>
+    </w:p>
+    <w:p>
+      <w:pPr>
+        <w:pStyle w:val="ListNumber"/>
+        <w:spacing w:after="40"/>
+      </w:pPr>
+      <w:r>
+        <w:rPr>
+          <w:rFonts w:ascii="Segoe UI" w:hAnsi="Segoe UI"/>
+          <w:sz w:val="22"/>
+        </w:rPr>
+        <w:t>Направления сначала будут пустыми — это нормально: их названия у каждого партнёра свои, и программа возьмёт их с ВАШЕГО портала при входе. Галочки появятся сразу после того, как вы войдёте и откроете раздел с заявками.</w:t>
       </w:r>
     </w:p>
     <w:p>
@@ -1192,6 +1205,58 @@
           <w:sz w:val="22"/>
         </w:rPr>
         <w:t>Про частоту важно: портал может закрыть доступ на сутки, если обновлять список слишком часто. Поэтому по умолчанию стоит щадящий разброс 25–45 секунд. Меньше 20 секунд ставить не стоит.</w:t>
+      </w:r>
+    </w:p>
+    <w:p>
+      <w:pPr>
+        <w:spacing w:after="80"/>
+      </w:pPr>
+      <w:r>
+        <w:rPr>
+          <w:rFonts w:ascii="Segoe UI" w:hAnsi="Segoe UI"/>
+          <w:b w:val="0"/>
+          <w:sz w:val="22"/>
+        </w:rPr>
+        <w:t>Почему именно 25–45. Это не осторожность на всякий случай, а проверенные цифры: при более частых проверках портал уже ограничивал доступ к заявкам за «подозрительную активность». Риск растёт не плавно — он резко подскакивает, когда пауза становится совсем короткой.</w:t>
+      </w:r>
+    </w:p>
+    <w:p>
+      <w:pPr>
+        <w:pStyle w:val="ListBullet"/>
+        <w:spacing w:after="40"/>
+      </w:pPr>
+      <w:r>
+        <w:rPr>
+          <w:rFonts w:ascii="Segoe UI" w:hAnsi="Segoe UI"/>
+          <w:sz w:val="22"/>
+        </w:rPr>
+        <w:t>Заявок от частых проверок больше НЕ становится: их раздают по мере появления, а не по числу ваших обновлений.</w:t>
+      </w:r>
+    </w:p>
+    <w:p>
+      <w:pPr>
+        <w:pStyle w:val="ListBullet"/>
+        <w:spacing w:after="40"/>
+      </w:pPr>
+      <w:r>
+        <w:rPr>
+          <w:rFonts w:ascii="Segoe UI" w:hAnsi="Segoe UI"/>
+          <w:sz w:val="22"/>
+        </w:rPr>
+        <w:t>Ограничение накладывается на ВЕСЬ аккаунт — заявки перестанут приходить и вашим коллегам, которые работают с того же портала.</w:t>
+      </w:r>
+    </w:p>
+    <w:p>
+      <w:pPr>
+        <w:pStyle w:val="ListBullet"/>
+        <w:spacing w:after="40"/>
+      </w:pPr>
+      <w:r>
+        <w:rPr>
+          <w:rFonts w:ascii="Segoe UI" w:hAnsi="Segoe UI"/>
+          <w:sz w:val="22"/>
+        </w:rPr>
+        <w:t>Если поставить меньше 15 секунд, программа предупредит об этом прямо под полем и переспросит перед запуском.</w:t>
       </w:r>
     </w:p>
     <w:p>
@@ -3142,6 +3207,19 @@
     </w:p>
     <w:p>
       <w:pPr>
+        <w:pStyle w:val="ListBullet"/>
+        <w:spacing w:after="40"/>
+      </w:pPr>
+      <w:r>
+        <w:rPr>
+          <w:rFonts w:ascii="Segoe UI" w:hAnsi="Segoe UI"/>
+          <w:sz w:val="22"/>
+        </w:rPr>
+        <w:t>Кнопки связи на этой же вкладке: почта uspeshniyparen@icloud.com, Telegram @baget_pc. К письму приложите отчёт — по нему видно версию, настройки и последние строки журнала.</w:t>
+      </w:r>
+    </w:p>
+    <w:p>
+      <w:pPr>
         <w:spacing w:before="240" w:after="80"/>
       </w:pPr>
       <w:r>
@@ -3218,6 +3296,72 @@
           <w:sz w:val="20"/>
         </w:rPr>
         <w:t>Программа раз в 12 часов сверяется со списком отозванных ключей. Если ключ отозвали, работа останавливается и появляется сообщение.</w:t>
+      </w:r>
+    </w:p>
+    <w:p>
+      <w:pPr>
+        <w:spacing w:after="80"/>
+      </w:pPr>
+      <w:r>
+        <w:rPr>
+          <w:rFonts w:ascii="Segoe UI" w:hAnsi="Segoe UI"/>
+          <w:b/>
+          <w:color w:val="1F4E79"/>
+          <w:sz w:val="22"/>
+        </w:rPr>
+        <w:t>Нужен интернет — это касается и бессрочных ключей</w:t>
+      </w:r>
+    </w:p>
+    <w:p>
+      <w:pPr>
+        <w:spacing w:after="80"/>
+      </w:pPr>
+      <w:r>
+        <w:rPr>
+          <w:rFonts w:ascii="Segoe UI" w:hAnsi="Segoe UI"/>
+          <w:b w:val="0"/>
+          <w:sz w:val="22"/>
+        </w:rPr>
+        <w:t>Проверка лицензии идёт через интернет. Если бот проработает 14 дней подряд и ни разу не сможет связаться с сервером проверки, он остановится — до тех пор, пока связь не появится. Считаются только дни, когда бот запускали: пока программой не пользуются, счёт стоит, и вернуться из отпуска к заблокированной программе нельзя.</w:t>
+      </w:r>
+    </w:p>
+    <w:p>
+      <w:pPr>
+        <w:pStyle w:val="ListBullet"/>
+        <w:spacing w:after="40"/>
+      </w:pPr>
+      <w:r>
+        <w:rPr>
+          <w:rFonts w:ascii="Segoe UI" w:hAnsi="Segoe UI"/>
+          <w:sz w:val="22"/>
+        </w:rPr>
+        <w:t>Заранее, за несколько дней, появится оранжевое предупреждение вверху окна.</w:t>
+      </w:r>
+    </w:p>
+    <w:p>
+      <w:pPr>
+        <w:pStyle w:val="ListBullet"/>
+        <w:spacing w:after="40"/>
+      </w:pPr>
+      <w:r>
+        <w:rPr>
+          <w:rFonts w:ascii="Segoe UI" w:hAnsi="Segoe UI"/>
+          <w:sz w:val="22"/>
+        </w:rPr>
+        <w:t>Когда связь вернётся, нажмите «🔑 Проверить ключ» на вкладке «Сервис» — работа возобновится сразу, ничего переустанавливать не нужно.</w:t>
+      </w:r>
+    </w:p>
+    <w:p>
+      <w:pPr>
+        <w:pStyle w:val="ListBullet"/>
+        <w:spacing w:after="40"/>
+      </w:pPr>
+      <w:r>
+        <w:rPr>
+          <w:rFonts w:ascii="Segoe UI" w:hAnsi="Segoe UI"/>
+          <w:sz w:val="22"/>
+        </w:rPr>
+        <w:t>Если интернет есть, а проверка не проходит, напишите в поддержку: адрес проверки мог закрыть провайдер или антивирус.</w:t>
       </w:r>
     </w:p>
     <w:p>
@@ -3757,7 +3901,7 @@
         <w:color w:val="595959"/>
         <w:sz w:val="18"/>
       </w:rPr>
-      <w:t>Бот для заявок Битрикс24  ·  инструкция к версии 1.1.1</w:t>
+      <w:t>Бот для заявок Битрикс24  ·  инструкция к версии 1.1.2</w:t>
     </w:r>
   </w:p>
 </w:ftr>

--- a/Instrukciya-po-botu.docx
+++ b/Instrukciya-po-botu.docx
@@ -26,7 +26,7 @@
           <w:color w:val="595959"/>
           <w:sz w:val="24"/>
         </w:rPr>
-        <w:t>Инструкция пользователя  ·  написана для версии 1.1.2</w:t>
+        <w:t>Инструкция пользователя  ·  написана для версии 1.1.3</w:t>
       </w:r>
     </w:p>
     <w:p>
@@ -80,7 +80,7 @@
           <w:rFonts w:ascii="Segoe UI" w:hAnsi="Segoe UI"/>
           <w:sz w:val="22"/>
         </w:rPr>
-        <w:t>Windows 10 или новее.</w:t>
+        <w:t>Windows 10 версии 2004 (сборка 19041) или новее — либо Windows 11, 64-разрядная. На более старых сборках программа не запустится: этого требуют библиотеки, на которых она работает, и падают они ещё до первой строки программы — окна не будет вовсе. Установщик такие системы отсеивает сам и объясняет, почему. Посмотреть свою версию: клавиши Win+R, набрать winver.</w:t>
       </w:r>
     </w:p>
     <w:p>
@@ -93,7 +93,59 @@
           <w:rFonts w:ascii="Segoe UI" w:hAnsi="Segoe UI"/>
           <w:sz w:val="22"/>
         </w:rPr>
-        <w:t>Браузер Chrome или Edge — программа работает через него.</w:t>
+        <w:t>Браузер на движке Chromium — программа работает через него. Подойдут Chrome, Edge, Яндекс.Браузер, Brave, Vivaldi и Opera; свой браузер программа не скачивает и не ставит. В Windows 10 и 11 Edge обычно уже есть, так что отдельно ставить ничего не нужно. Если ни одного подходящего браузера не найдётся, кнопка «Проверить всё» на вкладке «Сервис» скажет об этом прямо.</w:t>
+      </w:r>
+    </w:p>
+    <w:p>
+      <w:pPr>
+        <w:pStyle w:val="ListBullet"/>
+        <w:spacing w:after="40"/>
+      </w:pPr>
+      <w:r>
+        <w:rPr>
+          <w:rFonts w:ascii="Segoe UI" w:hAnsi="Segoe UI"/>
+          <w:sz w:val="22"/>
+        </w:rPr>
+        <w:t>Оперативная память: 4 ГБ хватит, 8 ГБ — с запасом. Больше всего расходует браузер, а не сама программа.</w:t>
+      </w:r>
+    </w:p>
+    <w:p>
+      <w:pPr>
+        <w:pStyle w:val="ListBullet"/>
+        <w:spacing w:after="40"/>
+      </w:pPr>
+      <w:r>
+        <w:rPr>
+          <w:rFonts w:ascii="Segoe UI" w:hAnsi="Segoe UI"/>
+          <w:sz w:val="22"/>
+        </w:rPr>
+        <w:t>Свободное место на диске: около 300 МБ.</w:t>
+      </w:r>
+    </w:p>
+    <w:p>
+      <w:pPr>
+        <w:pStyle w:val="ListBullet"/>
+        <w:spacing w:after="40"/>
+      </w:pPr>
+      <w:r>
+        <w:rPr>
+          <w:rFonts w:ascii="Segoe UI" w:hAnsi="Segoe UI"/>
+          <w:sz w:val="22"/>
+        </w:rPr>
+        <w:t>Экран: не ниже 1280×800 — окно программы высокое.</w:t>
+      </w:r>
+    </w:p>
+    <w:p>
+      <w:pPr>
+        <w:pStyle w:val="ListBullet"/>
+        <w:spacing w:after="40"/>
+      </w:pPr>
+      <w:r>
+        <w:rPr>
+          <w:rFonts w:ascii="Segoe UI" w:hAnsi="Segoe UI"/>
+          <w:sz w:val="22"/>
+        </w:rPr>
+        <w:t>Постоянный интернет. Он нужен и для работы с порталом, и для проверки лицензии.</w:t>
       </w:r>
     </w:p>
     <w:p>
@@ -120,6 +172,20 @@
           <w:sz w:val="22"/>
         </w:rPr>
         <w:t>Лицензионный ключ — выдаётся продавцом. Без ключа кнопка «Старт» заблокирована.</w:t>
+      </w:r>
+    </w:p>
+    <w:p>
+      <w:pPr>
+        <w:spacing w:after="80"/>
+      </w:pPr>
+      <w:r>
+        <w:rPr>
+          <w:rFonts w:ascii="Segoe UI" w:hAnsi="Segoe UI"/>
+          <w:b w:val="0"/>
+          <w:color w:val="595959"/>
+          <w:sz w:val="20"/>
+        </w:rPr>
+        <w:t>Права администратора не нужны: программа ставится в вашу личную папку.</w:t>
       </w:r>
     </w:p>
     <w:p>
@@ -968,7 +1034,7 @@
                 <w:b/>
                 <w:sz w:val="21"/>
               </w:rPr>
-              <w:t>Не работать в выходные</w:t>
+              <w:t>Работать в дни</w:t>
             </w:r>
           </w:p>
         </w:tc>
@@ -987,7 +1053,7 @@
                 <w:b w:val="0"/>
                 <w:sz w:val="21"/>
               </w:rPr>
-              <w:t>суббота и воскресенье</w:t>
+              <w:t>галочки Пн…Вс — любые дни на выбор</w:t>
             </w:r>
           </w:p>
         </w:tc>
@@ -1006,7 +1072,7 @@
                 <w:b w:val="0"/>
                 <w:sz w:val="21"/>
               </w:rPr>
-              <w:t>по желанию</w:t>
+              <w:t>по умолчанию все семь</w:t>
             </w:r>
           </w:p>
         </w:tc>
@@ -3406,6 +3472,19 @@
     </w:p>
     <w:p>
       <w:pPr>
+        <w:spacing w:after="80"/>
+      </w:pPr>
+      <w:r>
+        <w:rPr>
+          <w:rFonts w:ascii="Segoe UI" w:hAnsi="Segoe UI"/>
+          <w:b/>
+          <w:sz w:val="22"/>
+        </w:rPr>
+        <w:t>Обновляться придётся: с выходом новой версии прежние перестают работать. При очередной проверке старая копия покажет «нужно обновить программу» и не запустится, пока вы не поставите свежую. Сделано это затем, чтобы у всех работала одна и та же проверенная версия — со старой мы уже не сможем ни помочь, ни починить.</w:t>
+      </w:r>
+    </w:p>
+    <w:p>
+      <w:pPr>
         <w:spacing w:before="240" w:after="80"/>
       </w:pPr>
       <w:r>
@@ -3901,7 +3980,7 @@
         <w:color w:val="595959"/>
         <w:sz w:val="18"/>
       </w:rPr>
-      <w:t>Бот для заявок Битрикс24  ·  инструкция к версии 1.1.2</w:t>
+      <w:t>Бот для заявок Битрикс24  ·  инструкция к версии 1.1.3</w:t>
     </w:r>
   </w:p>
 </w:ftr>
